--- a/example_articles/countries/Austria/2.countries_Austria_New_York_Times.docx
+++ b/example_articles/countries/Austria/2.countries_Austria_New_York_Times.docx
@@ -27,17 +27,17 @@
     </w:p>
     <w:p>
       <w:r>
-        <w:t>Source File: NYT/50.DOCX</w:t>
+        <w:t>Source file: NYT/50.DOCX</w:t>
       </w:r>
     </w:p>
     <w:p>
       <w:r>
-        <w:t>Raw locations result: ['Austria']</w:t>
+        <w:t>Raw locations result, 'locations': ['Austria']</w:t>
       </w:r>
     </w:p>
     <w:p>
       <w:r>
-        <w:t>countries_stand_flat (Standardized): Austria</w:t>
+        <w:t>Standardized locations result, 'countries_stand_flat': Austria</w:t>
       </w:r>
     </w:p>
     <w:p>

--- a/example_articles/countries/Austria/2.countries_Austria_New_York_Times.docx
+++ b/example_articles/countries/Austria/2.countries_Austria_New_York_Times.docx
@@ -7,7 +7,7 @@
         <w:pStyle w:val="Heading1"/>
       </w:pPr>
       <w:r>
-        <w:t>Architecture: Modernist Master's Deceptively Simple World</w:t>
+        <w:t>Border Crossings</w:t>
       </w:r>
     </w:p>
     <w:p>
@@ -17,17 +17,17 @@
     </w:p>
     <w:p>
       <w:r>
-        <w:t>Date: 2007-08-05</w:t>
+        <w:t>Date: 2013-01-06</w:t>
       </w:r>
     </w:p>
     <w:p>
       <w:r>
-        <w:t>Section: Section AR; Column 0; Arts and Leisure Desk; Pg. 27</w:t>
+        <w:t>Section: Section BR; Column 0; Book Review Desk; Pg. 9</w:t>
       </w:r>
     </w:p>
     <w:p>
       <w:r>
-        <w:t>Source file: NYT/50.DOCX</w:t>
+        <w:t>Source file: NYT/33.DOCX</w:t>
       </w:r>
     </w:p>
     <w:p>
@@ -49,82 +49,36 @@
     </w:p>
     <w:p>
       <w:r>
-        <w:t>PORTO ALEGRE, Brazil</w:t>
+        <w:t>LOVE SONGThe Lives of Kurt Weill and Lotte Lenya</w:t>
         <w:br/>
-        <w:t xml:space="preserve">  IT'S unlikely that the Portuguese architect Alvaro Siza will ever enjoy the fame of, say, a Rem Koolhaas or a Frank Gehry, architects who have vaulted to international attention by demolishing accepted orthodoxies.</w:t>
+        <w:t>By Ethan MorddenIllustrated. 334 pp. St. Martin's Press. $29.99.</w:t>
         <w:br/>
-        <w:t>For one thing Mr. Siza rarely builds outside Europe, while his celebrity counterparts shuttle around the globe.</w:t>
+        <w:t>There was a time, not so long ago, when Kurt Weill was known mainly as the composer of a handful of hit songs, usually heard in versions far removed from their original, often transgressive contexts. Louis Armstrong, Frank Sinatra and Ella Fitzgerald transformed ''Mack the Knife'' into an upbeat jazz standard, and Bobby Darin made it a smooth pop hit. Broadway fans knew ''September Song,'' a survivor from the long-forgotten 1938 ''Knickerbocker Holiday.'' And the rock generation knew the Doors' take on ''Alabama Song,'' unaware that it was all the rage in Berlin -- and the centerpiece of an opera -- in 1930.</w:t>
         <w:br/>
-        <w:t xml:space="preserve">  He has spent his career quietly working on the fringes of the international architecture scene. He dislikes long plane flights, mostly because of a decades-long smoking habit and recent back problems. And he still seems most at ease in Porto, Portugal, his native city, where he can often be found sketching in a local cafe with a pack of cigarettes within easy reach.</w:t>
+        <w:t>Nowadays, Weill holds a solid place in the pantheon of 20th-century composers, and the flexibility that had worked against him among genre categorizers during his lifetime -- is he a serious classical composer or a Broadway tunesmith? -- marks him as a harbinger of today's boundary-crossing musicians. Moreover, the long-held notion that Weill underwent a thorough style change when he arrived in the United States in 1935 has been largely, if not completely, discredited.</w:t>
         <w:br/>
-        <w:t xml:space="preserve">  Yet over the last five decades Mr. Siza, now 74, has steadily assembled a body of work that ranks him among the greatest architects of his generation, and his creative voice has never seemed more relevant than now.</w:t>
+        <w:t>It is true, after all, that the shows he wrote for the Broadway stage -- ''Johnny Johnson,'' ''Lady in the Dark'' and ''Lost in the Stars'' among them -- have a melodic opulence in which we sense the rosy aroma of the 1940s musical. But the American theater style was something Weill assimilated, more as an expansion of his vocabulary than a change of direction. And in most important details -- from the shapes of his melodies to the intricacies of his orchestrations -- these works have a rhythmic punchiness and a blend of lyricism and acidity that can be traced back to Weill's epochal Berlin works, ''Die Dreigroschenoper'' (''The Threepenny Opera'') and ''Aufstieg und Fall der Stadt Mahagonny'' (''Rise and Fall of the City of Mahagonny'') -- the sources for ''Mack the Knife'' and ''Alabama Song,'' respectively.</w:t>
         <w:br/>
-        <w:t xml:space="preserve">  His reputation is likely to receive a boost from his museum here for the Ibere Camargo Foundation, his most sculptural work to date. Its curvaceous bleached white exterior, nestled against a lush Brazilian hillside, has a vibrant sensuality that contrasts with the corporate sterility of so many museums today.</w:t>
+        <w:t>You would expect Weill to be an ideal subject for Ethan Mordden, a respected and prolific author with a specialty in opera, musical theater and film (and a novelist whose 2008 historical fantasy, ''The Jewcatcher,'' is set in the German milieu of Weill's early career). And indeed, Weill is treated sympathetically and knowledgeably in ''Love Song,'' a dual biography of the composer and his wife, the singer Lotte Lenya, whose unpolished soprano was an inspiring force for Weill.</w:t>
         <w:br/>
-        <w:t xml:space="preserve">  Yet to understand Mr. Siza's thinking fully, you must travel back to his earlier buildings. Set mostly within a few hours drive of Porto, an aging industrial hub in northern Portugal, they include a range of relatively modest projects, from public housing to churches to private houses, that tap into local traditions and the wider arc of Modernist history. The best of them are striking for a rare spirit of introspection. Their crisp forms and precise lines are contemporary yet atavistic in spirit. The surfaces retain the memory of the laborer's hands; the walls exude a sense of gravity. </w:t>
+        <w:t>Mordden covers the biographical essentials ably, and offers an overview of how Weill's works, large and small, made their way from the drawing board to the stage. Not surprisingly, given the turbulence of Weill's times, the early chapters actually have three distinct threads: there is Weill, born in 1900 to a musical Jewish family (his father was a synagogue cantor) in Dessau, Germany; ­Lenya, born Karoline Wilhelmine Charlotte Blamauer to a working-class Catholic family in Vienna, in 1898; and the troubled sweep of European history from just before World War I to the failure of the Weimar Republic and the rise of the Nazis, which spelled the end of Europe for the Weills.</w:t>
         <w:br/>
-        <w:t xml:space="preserve">  His apparent reluctance to stray too far away from home is not simply a question of temperament. It is rooted in deeply felt beliefs about architecture's cultural role. In a profession that remains stubbornly divided between nostalgia for a saccharine nonexistent past and a blind faith in the new global economy, he neither rejects history nor ignores contemporary truths. Instead, his architecture encapsulates a society in a fragile state of evolution, one in which the threads that bind us need to be carefully preserved.</w:t>
+        <w:t>Weill's crimes, in the Nazis' eyes, began with his Jewishness but were artistic too. His early concert works, while hardly as iconoclastic as, say, Schoenberg's, had an acerbic edge that the Nazis found objectionable, and the operas, with their mixed currents of cabaret, jazz and modernism -- to say nothing of their left-leaning librettos by the likes of Bertolt ­Brecht and Georg Kaiser -- touched on just about every aspect of contemporary music that the Nazis deplored as decadent.</w:t>
         <w:br/>
-        <w:t xml:space="preserve">  A pensive, heavyset man whose face is partly masked behind a trim beard and wire-frame glasses, Mr. Siza has the air of an Old World intellectual. Among architects his reputation began to flourish in the late 1970s and early '80s, as Portugal and Spain were emerging from decades of isolation imposed by the rightist dictatorships of Salazar and Franco. </w:t>
+        <w:t>Weill, alone at first, with Lenya following later, made his way to Paris soon after the Nazis took power, and then to New York, where he collaborated with Max Rein­hardt, Maxwell Anderson, Moss Hart, Ira Gershwin and others on a string of Broadway hits and misses, and with Elmer Rice and Langston Hughes on ''Street Scene,'' a durable work still heard in opera houses around the world.</w:t>
         <w:br/>
-        <w:t xml:space="preserve">  By the mid-'80s, he had emerged as an important creative voice in Europe's architectural milieu, with commissions that included a low-income housing complex in Berlin and an apartment and shopping complex in The Hague. In 1987 the dean of Harvard's Graduate School of Design, the Spanish architect Jose Rafael Moneo, organized the first show of Mr. Siza's work in the United States. And he received broad attention when he captured the 1992 Pritzker Prize, his profession's highest honor.</w:t>
+        <w:t>But expansive as Mordden's account is, there is little evidence of fresh research here. Often, the book seems less a traditional biography than an extended riff that occasionally lapses into rants and party pieces. An introduction to George Davis, Lenya's second husband, and the architect of a revival of Weill's music after the composer's death in 1950, is particularly jaw-dropping, starting with its characterization of Davis as ''a prime example of the sort of homosexual common to the great cities of Western society for the last several centuries.''</w:t>
         <w:br/>
-        <w:t xml:space="preserve">  Mr. Siza's projects are notable for a delicate weave of allusions to specific regions and cultural figures. In the 1950s and '60s he worked closely with the Portuguese Modernist Fernando Tavora, who instilled in him both a strong respect for the traditions of Portuguese architecture and an understanding that no creative work has real meaning unless it is anchored in the present.</w:t>
+        <w:t>Mordden has more than his share of agendas. Brecht, for one, is a semicomic antihero: Mordden never tires of mentioning his strong body odor, his penchant for pinching literary ideas and getting assistants to do his work, and the dissonance between his supposedly socialist ideals and his disinclination to share credit and royalties. Still, it may be going too far, given the plentiful competition, to call him ''literature's greatest crook.''</w:t>
         <w:br/>
-        <w:t xml:space="preserve">  ''Tavora was a very cultivated man,'' Mr. Siza told me over dinner in Porto Alegre. ''He was very interested in the traditions of Portugal. But he was interested in the continuity of that tradition, of how it could be the basis for a modern transformation not in any one architectural style. This was very important for me.''</w:t>
+        <w:t>At times, the level of discourse plummets alarmingly. Mordden, seemingly outraged that members of an invited audience should have left a preview of ''Johnny Johnson'' early, asks, ''What were they going to do . . . have sex with Beatrice Lillie?'' He describes the gray (well, O.K., bald) eminence Virgil Thomson as ''that tarantula of a music critic and sometime lady composer.''</w:t>
         <w:br/>
-        <w:t xml:space="preserve">  Among Mr. Siza's earliest works was a mesmerizing public pool complex he created in the 1960s for Leca da Palmeira, a fishing town and summer resort north of Porto. Built on a rocky site on the edge of the Atlantic, the project is hidden below an existing seawall, and is virtually invisible from the city's peaceful seaside promenade.</w:t>
+        <w:t>Missing is a sense of what Weill and Lenya were like. To the extent that Weill is quoted (mostly from correspondence), it is rarely to discuss his ideas about music generally, or his work specifically, but rather to say how much he loathes various collaborators. Mordden's apparent source for these quotes, ''Speak Low (When You Speak Love): The Letters of Kurt Weill and Lotte Lenya,'' paints a fuller and more pleasant picture.</w:t>
         <w:br/>
-        <w:t xml:space="preserve">  To reach it you descend a narrow stairway and then pass through a series of open-air changing rooms with concrete walls before emerging on the shore. The pools themselves are nothing but low, gently curved concrete barriers between the rocks, their languid forms trapping the seawater as it laps over them to create big natural swimming areas.</w:t>
-        <w:br/>
-        <w:t xml:space="preserve">  The rough concrete walls fit so naturally into the context of the sea wall, the rocks and the ocean that they feel as though they've been there for centuries. Yet by drawing the procession through the site, Mr. Siza is also able to build a sense of suspense that is only released once you finally immerse yourself on the water. </w:t>
-        <w:br/>
-        <w:t xml:space="preserve">  He builds on these ideas in later projects, creating clean geometric shapes that seem to have been distorted in order to fit them into their surroundings. One of his most mesmerizing buildings is a small two-story structure designed for the University of Porto's architecture faculty that frames three sides of a small triangular courtyard. One edge of the building follows the line of an existing stone wall; another orients the viewer toward a long narrow garden on a bluff. The entrance is cut out of a back corner, giving the impression that the building cracked open as Mr. Siza strained to adapt it to the site. It's as if the design is a kind of hinge, linking past, present and future. </w:t>
-        <w:br/>
-        <w:t xml:space="preserve">  Mr. Siza's ability to evoke a powerful sense of historical time through his architecture struck me with special force a few years ago when I visited a small church complex he designed for the dusty working-class town of Marco de Canavezes, a short drive east of Porto. The beauty lies in the slow pace at which its meaning unfolds. A tall narrow building in whitewashed concrete on a steeply sloping site, it is anchored to the ground by a beige granite base. Its three sections frame a small, unadorned entrance court.</w:t>
-        <w:br/>
-        <w:t xml:space="preserve">  That simplicity, altogether deceptive, becomes a tool for sensitizing you to your environment. As you move through the church, for example, the smoothly polished stone floor changes to wood, allowing for an intuitive transition from the formality of the entry to the intimacy of the main worship space.Sunlight spills down through big curved scooped openings near the top of the walls in a modest nod to Le Corbusier's chapel at Ronchamp, a masterpiece of high Modernism.</w:t>
-        <w:br/>
-        <w:t xml:space="preserve">  But the resonance of the building does not hit home until you proceed through the entire sequence of chambers that make up the church. A narrow passageway descends from the main worship space to a mortuary chapel. From there you step out into an arcaded courtyard with a solitary tree. Then you can climb back up a stone staircase along the church's exterior and circle back to the front.</w:t>
-        <w:br/>
-        <w:t xml:space="preserve">  It's like a measured procession from the world of the living to the world of the dead, and back again, one that only unfolds slowly overtime.</w:t>
-        <w:br/>
-        <w:t xml:space="preserve">  ''The big thing for me is the pressure to do everything very quickly,'' Mr. Siza said to me recently over drinks. ''That is the problem with so much architecture. This speed is impossible. Some people think the computer is so quick, for example. But the computer does not think for you, and the time it takes us to think does not change.''</w:t>
-        <w:br/>
-        <w:t xml:space="preserve">  The Ibere Camargo Foundation is in many ways the ideal project for Mr. Siza. He has deep emotional ties to Brazil. His father, an electrical engineer, was born there. And Mr. Siza has always been enchanted by Brazil's early embrace of Modernism and its tinge of hedonism.</w:t>
-        <w:br/>
-        <w:t xml:space="preserve">  ''My father told many stories about Brazil,'' he said. ''When I came here the first time 20 years ago, I felt like in Portugal, but with a tropical atmosphere. More free.''</w:t>
-        <w:br/>
-        <w:t xml:space="preserve">  That freedom is evident in the sculptural exuberance of the museum, which is expected to open sometime next year. The building was conceived over a decade ago by a local industrialist to house the work of Ibere Camargo, a Brazilian artist revered locally for his somber figurative paintings and etchings.</w:t>
-        <w:br/>
-        <w:t xml:space="preserve">  As with all of Mr. Siza's best work, the museum's forms forge a closely calibrated architectural narrative, regulating your pace through the site. Visitors approach the entry on a narrow path set along a series of low, one-story structures that house a print shop, artists' studios and cafe. Your eye traces the long low line of the roof, which is interrupted by a small sunken court before picking up again, setting up a gentle rhythm that draws you deeper and deeper into the site.</w:t>
-        <w:br/>
-        <w:t xml:space="preserve">  Once you reach the main entry court, you can turn back and catch a diagonal view across the cafe of the town center, with the slender smokestack of a former thermoelectric plant. The view locks the museum back into the cityscape, as if to remind you that art is woven into everyday life.</w:t>
-        <w:br/>
-        <w:t xml:space="preserve">  Most magically, cantilevered passageways curl across the front facade like an enormous hand. When you gaze up in the courtyard, it's as if the building were embracing you.</w:t>
-        <w:br/>
-        <w:t xml:space="preserve">  The foundation building is still incomplete, and when I arrived, Mr. Siza was still fiddling with details. Scaffolding filled the main atrium; at one point he spent a half-hour or so discussing the position of a light fixture. </w:t>
-        <w:br/>
-        <w:t xml:space="preserve">  You could already feel the force of the interior. In a twist on Frank Lloyd Wright's rotunda at the Solomon R. Guggenheim Museum in New York, Mr. Siza located all the galleries around the towering central atrium. Visitors will wind through a sequence of galleries that overlook the atrium on each floor, slipping repeatedly into long fingerlike passageways to reach the next level.</w:t>
-        <w:br/>
-        <w:t xml:space="preserve">  Mr. Siza uses light to heighten the contrast between the galleries and the dark narrow passageways. A thin slot at the top of the atrium wall allows sunlight to wash over its white surface, enlivening the interior. Big windows frame views of the Guaiba River. By contrast the curved passageways have the aura of secret spaces. Only a single small window framing a view of the city punctures each one.</w:t>
-        <w:br/>
-        <w:t xml:space="preserve">  Ultimately the passageways are yet again a way of drawing out the time spent in thought, allowing us to absorb more fully what we have just experienced. In a way they are Mr. Siza's rejoinder to the ruthless pace of global consumerism. </w:t>
-        <w:br/>
-        <w:t xml:space="preserve">  In that respect the building echoes projects by a sprinkling of architects who are seemingly in revolt against the psychic damage wrought by a relentless barrage of marketing images. Mr. Moneo once designed a cathedral in Los Angeles whose entry sequence was so drawn out that the journey felt like doing penance.</w:t>
-        <w:br/>
-        <w:t xml:space="preserve">  Like Mr. Moneo, Mr. Siza seeks to prolong the architectural sequence to its furthest extreme. The question is whether the public will feel at ease in this building. How will the contemporary art lover, accustomed to constant diversions, deal with this level of silence?</w:t>
-        <w:br/>
-        <w:t xml:space="preserve">  ''All of us have doubts about our work,'' Mr. Siza said one evening after a tour of the site. ''I worry I am working in a way that doesn't conform to our times. So I wonder, should I accept more the times that I live in? But I'm not so sure that this will lead to a good answer to improve the situation of people in the world.''</w:t>
-        <w:br/>
-        <w:t xml:space="preserve">  Whatever his doubts, his vision of an architecture rooted in a historical continuum seems vitally important in a world fractured by political conflict and ethnic hatreds. If an earlier generation of Modernists believed that architecture could play a vital role in spurring us along the road to utopia, we now know that progress is no longer a guarantee. Almost any society, it turns out, can quickly and unexpectedly descend into darkness and savagery.</w:t>
-        <w:br/>
-        <w:t xml:space="preserve">  At the same time the march of global capitalism has made faith in technology, a Modernist dogma, seem less and less attractive. And if the bold and delirious forms churned out by celebrated architects today mirror social upheavals, they can also serve to camouflage the damage. </w:t>
-        <w:br/>
-        <w:t xml:space="preserve">  Mr. Siza's architecture suggests a gentler, alternate path. It does not promise a better world but reminds us that the threads binding a civilized society can be rewoven. And in an age that rarely bothers to distinguish shallow novelty from true moral engagement, that is an act of courage.  </w:t>
+        <w:t>So does ''The Days Grow Short: The Life and Music of Kurt Weill,'' Ronald Sanders's pioneering 1980 biography. Mordden offers an alternately cheerful and jaundiced, heavily opinionated gloss on Weill and Lenya's world. But if you want to delve into it more seriously, Sanders is the place to begin.</w:t>
         <w:br/>
         <w:br/>
-        <w:t>http://www.nytimes.com</w:t>
+        <w:t>http://www.nytimes.com/2013/01/06/books/review/love-song-the-lives-of-kurt-weill-and-lotte-lenya.html</w:t>
         <w:br/>
         <w:br/>
         <w:t>Graphic</w:t>
@@ -132,17 +86,7 @@
         <w:br/>
         <w:t xml:space="preserve"> </w:t>
         <w:br/>
-        <w:t>Photos: (Photographs by Leonardo Finotti)</w:t>
-        <w:br/>
-        <w:t>Alvaro Siza, above, and a church complex he designed, right, for the town of Marco de Canavezes in Portugal. (Photograph by Chiara Porcu)</w:t>
-        <w:br/>
-        <w:t>From the top, a view from the Ibere Camargo Foundation in Porto Alegre, Brazil</w:t>
-        <w:br/>
-        <w:t>the Ibere Camargo's bleached white exterior</w:t>
-        <w:br/>
-        <w:t>the Museum of Contemporary Art, Serralves Foundation in Porto, Portugal</w:t>
-        <w:br/>
-        <w:t xml:space="preserve"> the Galician Center of Contemporary Art in Santiago de Compostela, Spain. (Photograph by Galician Center of Contemporary Art)</w:t>
+        <w:t>PHOTO (PHOTOGRAPH BY G. D. HACKETT/HULTON ARCHIVE--GETTY IMAGES)</w:t>
       </w:r>
     </w:p>
     <w:sectPr>

--- a/example_articles/countries/Austria/2.countries_Austria_New_York_Times.docx
+++ b/example_articles/countries/Austria/2.countries_Austria_New_York_Times.docx
@@ -7,7 +7,7 @@
         <w:pStyle w:val="Heading1"/>
       </w:pPr>
       <w:r>
-        <w:t>Border Crossings</w:t>
+        <w:t>ONE STREET AT A TIME; Vienna's Berggasse</w:t>
       </w:r>
     </w:p>
     <w:p>
@@ -17,17 +17,17 @@
     </w:p>
     <w:p>
       <w:r>
-        <w:t>Date: 2013-01-06</w:t>
+        <w:t>Date: 2002-11-17</w:t>
       </w:r>
     </w:p>
     <w:p>
       <w:r>
-        <w:t>Section: Section BR; Column 0; Book Review Desk; Pg. 9</w:t>
+        <w:t>Section: Section 6; Part 2; Column 1; Sophisticated Traveler Magazine; Pg. 12</w:t>
       </w:r>
     </w:p>
     <w:p>
       <w:r>
-        <w:t>Source file: NYT/33.DOCX</w:t>
+        <w:t>Source file: NYT/35.DOCX</w:t>
       </w:r>
     </w:p>
     <w:p>
@@ -49,36 +49,62 @@
     </w:p>
     <w:p>
       <w:r>
-        <w:t>LOVE SONGThe Lives of Kurt Weill and Lotte Lenya</w:t>
+        <w:t>On a slope between Vienna's car-clogged W* hringerstrasse and the green ribbon of its Danube Canal are several city blocks filled with the six-story Biedermeier buildings one sees everywhere here. There are one or two exquisite Baroque-style buildings and a few monstrosities from the Bauhaus era, but otherwise Berggasse seems like just another anonymous working-class street in a European capital.</w:t>
         <w:br/>
-        <w:t>By Ethan MorddenIllustrated. 334 pp. St. Martin's Press. $29.99.</w:t>
+        <w:t xml:space="preserve">     Berggasse might escape the attentions of all but its own residents, in fact, had it not been the locus operandi for two of the 20th century's most significant social movements. </w:t>
         <w:br/>
-        <w:t>There was a time, not so long ago, when Kurt Weill was known mainly as the composer of a handful of hit songs, usually heard in versions far removed from their original, often transgressive contexts. Louis Armstrong, Frank Sinatra and Ella Fitzgerald transformed ''Mack the Knife'' into an upbeat jazz standard, and Bobby Darin made it a smooth pop hit. Broadway fans knew ''September Song,'' a survivor from the long-forgotten 1938 ''Knickerbocker Holiday.'' And the rock generation knew the Doors' take on ''Alabama Song,'' unaware that it was all the rage in Berlin -- and the centerpiece of an opera -- in 1930.</w:t>
+        <w:t xml:space="preserve"> Sigmund Freud spent nearly his entire working life at 19 Berggasse. From 1891 until 1938, he developed his theory of psychoanalysis here, famously writing his books and treating his patients in comfortable rooms on the building's second floor.</w:t>
         <w:br/>
-        <w:t>Nowadays, Weill holds a solid place in the pantheon of 20th-century composers, and the flexibility that had worked against him among genre categorizers during his lifetime -- is he a serious classical composer or a Broadway tunesmith? -- marks him as a harbinger of today's boundary-crossing musicians. Moreover, the long-held notion that Weill underwent a thorough style change when he arrived in the United States in 1935 has been largely, if not completely, discredited.</w:t>
+        <w:t>Less well known is the fact that, among Freud's neighbors, living at 6 Berggasse from around 1896 to 1898, was Theodor Herzl, the founder of modern Zionism. Literary editor and Paris correspondent of the Neue Freie Presse, Europe's leading liberal newspaper at the time, Herzl published his tract "The Jewish State" in 1896 and lived on Berggasse, like Freud, as a celebrated giant and a derided crank.</w:t>
         <w:br/>
-        <w:t>It is true, after all, that the shows he wrote for the Broadway stage -- ''Johnny Johnson,'' ''Lady in the Dark'' and ''Lost in the Stars'' among them -- have a melodic opulence in which we sense the rosy aroma of the 1940s musical. But the American theater style was something Weill assimilated, more as an expansion of his vocabulary than a change of direction. And in most important details -- from the shapes of his melodies to the intricacies of his orchestrations -- these works have a rhythmic punchiness and a blend of lyricism and acidity that can be traced back to Weill's epochal Berlin works, ''Die Dreigroschenoper'' (''The Threepenny Opera'') and ''Aufstieg und Fall der Stadt Mahagonny'' (''Rise and Fall of the City of Mahagonny'') -- the sources for ''Mack the Knife'' and ''Alabama Song,'' respectively.</w:t>
+        <w:t>(The two never met, although Freud dreamed of Herzl; and although Herzl ignored the copy of "The Interpretation of Dreams" Freud sent him, hoping for a review, Freud did psychoanalyze Herzl's son, Hans, years later, diagnosing the suicidal youth as suffering, not surprisingly, from a profound Oedipal conflict.)</w:t>
         <w:br/>
-        <w:t>You would expect Weill to be an ideal subject for Ethan Mordden, a respected and prolific author with a specialty in opera, musical theater and film (and a novelist whose 2008 historical fantasy, ''The Jewcatcher,'' is set in the German milieu of Weill's early career). And indeed, Weill is treated sympathetically and knowledgeably in ''Love Song,'' a dual biography of the composer and his wife, the singer Lotte Lenya, whose unpolished soprano was an inspiring force for Weill.</w:t>
+        <w:t>Nothing commemorates the time Herzl spent on Berggasse, no plaque adorns the facade of No. 6. Indeed, one might search Vienna in vain looking for any public mention of his name. Zionists with a sense of history will have to settle for a slice of pizza at the Pizzeria Valentino or a drink at the Italian cocktail bar on No. 6's ground floor.</w:t>
         <w:br/>
-        <w:t>Mordden covers the biographical essentials ably, and offers an overview of how Weill's works, large and small, made their way from the drawing board to the stage. Not surprisingly, given the turbulence of Weill's times, the early chapters actually have three distinct threads: there is Weill, born in 1900 to a musical Jewish family (his father was a synagogue cantor) in Dessau, Germany; ­Lenya, born Karoline Wilhelmine Charlotte Blamauer to a working-class Catholic family in Vienna, in 1898; and the troubled sweep of European history from just before World War I to the failure of the Weimar Republic and the rise of the Nazis, which spelled the end of Europe for the Weills.</w:t>
+        <w:t>In contrast, the Freud Museum seems to form the cultural and economic epicenter of present-day Berggasse. Entering the building's Hapsburg-yellow foyer with its frosted, stenciled windows and its sinuous, black, vinelike stair railings, I'm overtaken by an overwhelming sense of dominating presence, a palpable spirit of place, and before I can shrug it off as deriving from my own imagination, my wife, Basha, says to me, "Did you feel that?"</w:t>
         <w:br/>
-        <w:t>Weill's crimes, in the Nazis' eyes, began with his Jewishness but were artistic too. His early concert works, while hardly as iconoclastic as, say, Schoenberg's, had an acerbic edge that the Nazis found objectionable, and the operas, with their mixed currents of cabaret, jazz and modernism -- to say nothing of their left-leaning librettos by the likes of Bertolt ­Brecht and Georg Kaiser -- touched on just about every aspect of contemporary music that the Nazis deplored as decadent.</w:t>
+        <w:t>We climb the stairs and ring the bell, as Dora and the Rat Man once did, and are soon in the rooms where Freud spent nearly 40 years, before he and his family were driven from their country by the Nazi SS and local collaborators.</w:t>
         <w:br/>
-        <w:t>Weill, alone at first, with Lenya following later, made his way to Paris soon after the Nazis took power, and then to New York, where he collaborated with Max Rein­hardt, Maxwell Anderson, Moss Hart, Ira Gershwin and others on a string of Broadway hits and misses, and with Elmer Rice and Langston Hughes on ''Street Scene,'' a durable work still heard in opera houses around the world.</w:t>
+        <w:t xml:space="preserve">Freud took the apartment's furnishings to London when he fled, and they remained there until 1968, when, on a trip to the United States, Josef Klaus, the Austrian chancellor, was embarrassed by questions about Vienna's conspicuous lack of Freudian commemoration. </w:t>
         <w:br/>
-        <w:t>But expansive as Mordden's account is, there is little evidence of fresh research here. Often, the book seems less a traditional biography than an extended riff that occasionally lapses into rants and party pieces. An introduction to George Davis, Lenya's second husband, and the architect of a revival of Weill's music after the composer's death in 1950, is particularly jaw-dropping, starting with its characterization of Davis as ''a prime example of the sort of homosexual common to the great cities of Western society for the last several centuries.''</w:t>
+        <w:t>Responding to the Austrian government's request, Freud's daughter Anna returned the furniture from her father's waiting room, along with 79 pieces of his extensive collection of antiquities. (The rest, kept in London, are now on exhibit in the Freud Museum there.) The waiting room, restored in the mid-1990's, is where Freud and the members of his Vienna Psychoanalytic Society held their Wednesday evening meetings, the men seated on its plush, burgundy-upholstered sofa and chairs.</w:t>
         <w:br/>
-        <w:t>Mordden has more than his share of agendas. Brecht, for one, is a semicomic antihero: Mordden never tires of mentioning his strong body odor, his penchant for pinching literary ideas and getting assistants to do his work, and the dissonance between his supposedly socialist ideals and his disinclination to share credit and royalties. Still, it may be going too far, given the plentiful competition, to call him ''literature's greatest crook.''</w:t>
+        <w:t>Although Berggasse had been, at the turn of the century, a step up for Jews like Herzl and Freud, who moved there from the ethnic slums of the Leopoldstadt, behind the Prater on the far side of the canal, the street grew decidedly working-class in the wake of Vienna's post-World War II occupation.</w:t>
         <w:br/>
-        <w:t>At times, the level of discourse plummets alarmingly. Mordden, seemingly outraged that members of an invited audience should have left a preview of ''Johnny Johnson'' early, asks, ''What were they going to do . . . have sex with Beatrice Lillie?'' He describes the gray (well, O.K., bald) eminence Virgil Thomson as ''that tarantula of a music critic and sometime lady composer.''</w:t>
+        <w:t>Ten years ago, when Massi Baumgartner moved his playfully contemporary furniture shop, Massi Design und Handels, into 30 Berggasse, the building was a -- unable to remember the English, Massi sends his ponytailed assistant bouncing back into the showroom for a German-English dictionary; after consulting it, she returns to the sidewalk where we're standing to utter the words he needs -- "coal shop." Now Massi's streamlined designs fill the light and airy showroom: shelves of elegant glass bowls and vases, desk lamps resembling Picasso's sketches of Don Quixote, a wall of light bulbs with wings.</w:t>
         <w:br/>
-        <w:t>Missing is a sense of what Weill and Lenya were like. To the extent that Weill is quoted (mostly from correspondence), it is rarely to discuss his ideas about music generally, or his work specifically, but rather to say how much he loathes various collaborators. Mordden's apparent source for these quotes, ''Speak Low (When You Speak Love): The Letters of Kurt Weill and Lotte Lenya,'' paints a fuller and more pleasant picture.</w:t>
+        <w:t>The street is gentrifying, Massi tells us, nodding to an exquisitely white Baroque-style building near the Freud house. The restored ground floor, which was once an auto-parts factory, will soon display custom-made English furniture. Although the coal shop and other businesses have been forced from the street, elbowed out by more fashionable replacements, like an ergonomic furniture store, a few holdouts from the postwar years remain. Next to Massi's is a dingy shoemaker's shop, and across the street is a uniform shop for firemen.</w:t>
         <w:br/>
-        <w:t>So does ''The Days Grow Short: The Life and Music of Kurt Weill,'' Ronald Sanders's pioneering 1980 biography. Mordden offers an alternately cheerful and jaundiced, heavily opinionated gloss on Weill and Lenya's world. But if you want to delve into it more seriously, Sanders is the place to begin.</w:t>
+        <w:t>Near the top of the hill, at 3 Berggasse, is an army surplus store called Gelegenheitsschwemme. Every shelf and bin in its closetlike rooms is bursting with military merchandise, both new and antique, mostly from the Austrian Army, although there are many items from the United States, Russian and German armies, as well as Dutch trousers, Belgian shoes and Italian jackets.</w:t>
+        <w:br/>
+        <w:t>Kurt Hellmann inherited the store from his parents, who opened the shop in 1955 when the British, American, French and Russian occupying forces left Austria. In the wake of the Allies' withdrawal, Kurt's father came into possession of thousands of pairs of boots that he had to raffle off, so great was the demand for decent footwear in the ravaged Vienna of that time, and that is how the store was born.</w:t>
+        <w:br/>
+        <w:t>"And where do you get your merchandise these days?" I ask.</w:t>
+        <w:br/>
+        <w:t>"We have to have some secrets," Kurt tells me.</w:t>
+        <w:br/>
+        <w:t>Perhaps most emblematic of this era in the street's history is Mobel Beer, at 32 Berggasse (Freud's famous patient Dora is said to have onced lived here). A block from the canal, at the corner of Hahngasse, Mobel Beer is an enormous secondhand shop run by Charlotte Beer.</w:t>
+        <w:br/>
+        <w:t>Signs in the windows proclaim the bargains within: "Alle Mobel um 50% billiger!!!" and "Alles zum halben Preis."</w:t>
+        <w:br/>
+        <w:t>Plastic laundry bins of used clothing and tablecloths line its front walk. A canister of canes shares space with a tray of clocks and one of silverware and one of tools. Basha finds a pair of lace tablecloths, one hand-embroidered, both elegant, and pays around $2 for each of them.</w:t>
+        <w:br/>
+        <w:t>The interior is dark and dusty for an Austrian shop, which is to say hardly dark and dusty at all, but darker and less dusty than the newer shops down the road.</w:t>
+        <w:br/>
+        <w:t>For $100, you can buy a pair of big, sturdy armoires. "The only problem would be shipping them," Basha says, as we reluctantly leave without having made a sizable purchase.</w:t>
+        <w:br/>
+        <w:t xml:space="preserve">The restaurants on Berggasse seem to reflect its changing face as well. There's a Cafe Freud, of course, next to the Freud Museum, and two sushi restaurants peek out from a couple of side streets. There are places for Chinese food and fish and a Mexican restaurant serving, according to its sign, "Acapulco Mexikanische Spezialit* tan." There's a gay coffeehouse called Berg at 8 Berggasse that turns into a gay bar at night. A discreet pink triangle is incorporated into the sign it shares with Lowenherz, the gay bookstore next door. </w:t>
+        <w:br/>
+        <w:t>There are cafes on every block and more than half a dozen traditional Wiener kuchen, all with outdoor seating. The most inviting of these is Wiener Beisl, at 24 Berggasse. Its menu features traditional Austrian specialties along with reasonably priced vegetarian dishes.</w:t>
+        <w:br/>
+        <w:t xml:space="preserve">At the foot of Berggasse, along the canal, is a bike trail that runs all the way to Germany. Sitting on a bench, Basha and I enviously watch the cyclists who whiz by on one of the 1,500 free "Vienna bikes" supplied by the city. </w:t>
+        <w:br/>
+        <w:t>Overlooking the slow waters of the canal, a bar called Summer Stage has concerts and art exhibits in its glass pavilion. Six sculptures rotate on motorized pedestals in the sculpture garden. Nearby is a sandy volleyball court next to a trampoline station for children. Parents heft large beers and eat nachos while the kids grow dizzy and faint.</w:t>
+        <w:br/>
+        <w:t xml:space="preserve">There's no knowing what Freud and Herzl would make of their old street; no knowing what Freud would mutter to himself as he passed Die Philosophie im Boudoir, an erotica shop with a mural over its front door depicting a half-dressed peasant girl sneaking coquettishly into bed; no knowing if Herzl would stop in at the Persian rug shop at 14 Berggasse and shake his head over the current situation in the Middle East with its proprietor, Dr. Mohammi. But there's probably no better street in the world on which to sit in a cafe over a kaffee melange and wonder about such things. </w:t>
         <w:br/>
         <w:br/>
-        <w:t>http://www.nytimes.com/2013/01/06/books/review/love-song-the-lives-of-kurt-weill-and-lotte-lenya.html</w:t>
+        <w:t>http://www.nytimes.com</w:t>
         <w:br/>
         <w:br/>
         <w:t>Graphic</w:t>
@@ -86,7 +112,7 @@
         <w:br/>
         <w:t xml:space="preserve"> </w:t>
         <w:br/>
-        <w:t>PHOTO (PHOTOGRAPH BY G. D. HACKETT/HULTON ARCHIVE--GETTY IMAGES)</w:t>
+        <w:t>Photos: Canalside biking trail; Freud's hats, cane and briefcase at 19 Berggasse, where he worked for nearly 40 years.; Army surplus store; Mexican specialties; Charlotte Beer at Mobel Beer, her huge secondhand shop.; Contemporary decor at Massi Design und Handels.; Wiener Beisl, one of several restaurants serving Viennese fare. (Reiner Riedler/Anzenberger for The New York Times) Map (Gorka Sampedro for The New York Times)</w:t>
       </w:r>
     </w:p>
     <w:sectPr>

--- a/example_articles/countries/Austria/2.countries_Austria_New_York_Times.docx
+++ b/example_articles/countries/Austria/2.countries_Austria_New_York_Times.docx
@@ -7,7 +7,9 @@
         <w:pStyle w:val="Heading1"/>
       </w:pPr>
       <w:r>
-        <w:t>ONE STREET AT A TIME; Vienna's Berggasse</w:t>
+        <w:t>WORLD WAR II FATE OF JEWS STILL SHAMES FRANCE;</w:t>
+        <w:br/>
+        <w:t>Anne Frank's Words</w:t>
       </w:r>
     </w:p>
     <w:p>
@@ -17,17 +19,17 @@
     </w:p>
     <w:p>
       <w:r>
-        <w:t>Date: 2002-11-17</w:t>
+        <w:t>Date: 1987-05-08</w:t>
       </w:r>
     </w:p>
     <w:p>
       <w:r>
-        <w:t>Section: Section 6; Part 2; Column 1; Sophisticated Traveler Magazine; Pg. 12</w:t>
+        <w:t>Section: Section A; Page 30, Column 6; Editorial Desk; Letter</w:t>
       </w:r>
     </w:p>
     <w:p>
       <w:r>
-        <w:t>Source file: NYT/35.DOCX</w:t>
+        <w:t>Source file: NYT/26.DOCX</w:t>
       </w:r>
     </w:p>
     <w:p>
@@ -49,70 +51,23 @@
     </w:p>
     <w:p>
       <w:r>
-        <w:t>On a slope between Vienna's car-clogged W* hringerstrasse and the green ribbon of its Danube Canal are several city blocks filled with the six-story Biedermeier buildings one sees everywhere here. There are one or two exquisite Baroque-style buildings and a few monstrosities from the Bauhaus era, but otherwise Berggasse seems like just another anonymous working-class street in a European capital.</w:t>
+        <w:t>To The Editor:</w:t>
         <w:br/>
-        <w:t xml:space="preserve">     Berggasse might escape the attentions of all but its own residents, in fact, had it not been the locus operandi for two of the 20th century's most significant social movements. </w:t>
+        <w:t>Perhaps its s not surprising to some that Austria's neo-Nazis stubbornly persist in attempts at rewriting the horrors of history during the Hitler regime by labeling the diary of Anne Frank a hoax (news story, April 21) and denying the Holocaust altogether.</w:t>
         <w:br/>
-        <w:t xml:space="preserve"> Sigmund Freud spent nearly his entire working life at 19 Berggasse. From 1891 until 1938, he developed his theory of psychoanalysis here, famously writing his books and treating his patients in comfortable rooms on the building's second floor.</w:t>
+        <w:t>Why is there even a shadow of a doubt that these recent atrocities happened? Like Anne Frank, I also was hidden in Amsterdam, only a few blocks from the place where she wrote about her ordeals.</w:t>
         <w:br/>
-        <w:t>Less well known is the fact that, among Freud's neighbors, living at 6 Berggasse from around 1896 to 1898, was Theodor Herzl, the founder of modern Zionism. Literary editor and Paris correspondent of the Neue Freie Presse, Europe's leading liberal newspaper at the time, Herzl published his tract "The Jewish State" in 1896 and lived on Berggasse, like Freud, as a celebrated giant and a derided crank.</w:t>
+        <w:t>My experiences were similar to hers, with one exception: I was not caught.</w:t>
         <w:br/>
-        <w:t>(The two never met, although Freud dreamed of Herzl; and although Herzl ignored the copy of "The Interpretation of Dreams" Freud sent him, hoping for a review, Freud did psychoanalyze Herzl's son, Hans, years later, diagnosing the suicidal youth as suffering, not surprisingly, from a profound Oedipal conflict.)</w:t>
+        <w:t>Is it not enough for us survivors to testify about the truth? If there is anyone who doubts us, let them ask any of the Dutch non-Jews who risked their lives to save me and others. My question to these neo-Nazis is this: Where did my parents and the rest of my family - members of the working class in Vienna - suddenly disappear to in 1941, never to be seen again, and where had they gone if not to be exterminated?</w:t>
         <w:br/>
-        <w:t>Nothing commemorates the time Herzl spent on Berggasse, no plaque adorns the facade of No. 6. Indeed, one might search Vienna in vain looking for any public mention of his name. Zionists with a sense of history will have to settle for a slice of pizza at the Pizzeria Valentino or a drink at the Italian cocktail bar on No. 6's ground floor.</w:t>
-        <w:br/>
-        <w:t>In contrast, the Freud Museum seems to form the cultural and economic epicenter of present-day Berggasse. Entering the building's Hapsburg-yellow foyer with its frosted, stenciled windows and its sinuous, black, vinelike stair railings, I'm overtaken by an overwhelming sense of dominating presence, a palpable spirit of place, and before I can shrug it off as deriving from my own imagination, my wife, Basha, says to me, "Did you feel that?"</w:t>
-        <w:br/>
-        <w:t>We climb the stairs and ring the bell, as Dora and the Rat Man once did, and are soon in the rooms where Freud spent nearly 40 years, before he and his family were driven from their country by the Nazi SS and local collaborators.</w:t>
-        <w:br/>
-        <w:t xml:space="preserve">Freud took the apartment's furnishings to London when he fled, and they remained there until 1968, when, on a trip to the United States, Josef Klaus, the Austrian chancellor, was embarrassed by questions about Vienna's conspicuous lack of Freudian commemoration. </w:t>
-        <w:br/>
-        <w:t>Responding to the Austrian government's request, Freud's daughter Anna returned the furniture from her father's waiting room, along with 79 pieces of his extensive collection of antiquities. (The rest, kept in London, are now on exhibit in the Freud Museum there.) The waiting room, restored in the mid-1990's, is where Freud and the members of his Vienna Psychoanalytic Society held their Wednesday evening meetings, the men seated on its plush, burgundy-upholstered sofa and chairs.</w:t>
-        <w:br/>
-        <w:t>Although Berggasse had been, at the turn of the century, a step up for Jews like Herzl and Freud, who moved there from the ethnic slums of the Leopoldstadt, behind the Prater on the far side of the canal, the street grew decidedly working-class in the wake of Vienna's post-World War II occupation.</w:t>
-        <w:br/>
-        <w:t>Ten years ago, when Massi Baumgartner moved his playfully contemporary furniture shop, Massi Design und Handels, into 30 Berggasse, the building was a -- unable to remember the English, Massi sends his ponytailed assistant bouncing back into the showroom for a German-English dictionary; after consulting it, she returns to the sidewalk where we're standing to utter the words he needs -- "coal shop." Now Massi's streamlined designs fill the light and airy showroom: shelves of elegant glass bowls and vases, desk lamps resembling Picasso's sketches of Don Quixote, a wall of light bulbs with wings.</w:t>
-        <w:br/>
-        <w:t>The street is gentrifying, Massi tells us, nodding to an exquisitely white Baroque-style building near the Freud house. The restored ground floor, which was once an auto-parts factory, will soon display custom-made English furniture. Although the coal shop and other businesses have been forced from the street, elbowed out by more fashionable replacements, like an ergonomic furniture store, a few holdouts from the postwar years remain. Next to Massi's is a dingy shoemaker's shop, and across the street is a uniform shop for firemen.</w:t>
-        <w:br/>
-        <w:t>Near the top of the hill, at 3 Berggasse, is an army surplus store called Gelegenheitsschwemme. Every shelf and bin in its closetlike rooms is bursting with military merchandise, both new and antique, mostly from the Austrian Army, although there are many items from the United States, Russian and German armies, as well as Dutch trousers, Belgian shoes and Italian jackets.</w:t>
-        <w:br/>
-        <w:t>Kurt Hellmann inherited the store from his parents, who opened the shop in 1955 when the British, American, French and Russian occupying forces left Austria. In the wake of the Allies' withdrawal, Kurt's father came into possession of thousands of pairs of boots that he had to raffle off, so great was the demand for decent footwear in the ravaged Vienna of that time, and that is how the store was born.</w:t>
-        <w:br/>
-        <w:t>"And where do you get your merchandise these days?" I ask.</w:t>
-        <w:br/>
-        <w:t>"We have to have some secrets," Kurt tells me.</w:t>
-        <w:br/>
-        <w:t>Perhaps most emblematic of this era in the street's history is Mobel Beer, at 32 Berggasse (Freud's famous patient Dora is said to have onced lived here). A block from the canal, at the corner of Hahngasse, Mobel Beer is an enormous secondhand shop run by Charlotte Beer.</w:t>
-        <w:br/>
-        <w:t>Signs in the windows proclaim the bargains within: "Alle Mobel um 50% billiger!!!" and "Alles zum halben Preis."</w:t>
-        <w:br/>
-        <w:t>Plastic laundry bins of used clothing and tablecloths line its front walk. A canister of canes shares space with a tray of clocks and one of silverware and one of tools. Basha finds a pair of lace tablecloths, one hand-embroidered, both elegant, and pays around $2 for each of them.</w:t>
-        <w:br/>
-        <w:t>The interior is dark and dusty for an Austrian shop, which is to say hardly dark and dusty at all, but darker and less dusty than the newer shops down the road.</w:t>
-        <w:br/>
-        <w:t>For $100, you can buy a pair of big, sturdy armoires. "The only problem would be shipping them," Basha says, as we reluctantly leave without having made a sizable purchase.</w:t>
-        <w:br/>
-        <w:t xml:space="preserve">The restaurants on Berggasse seem to reflect its changing face as well. There's a Cafe Freud, of course, next to the Freud Museum, and two sushi restaurants peek out from a couple of side streets. There are places for Chinese food and fish and a Mexican restaurant serving, according to its sign, "Acapulco Mexikanische Spezialit* tan." There's a gay coffeehouse called Berg at 8 Berggasse that turns into a gay bar at night. A discreet pink triangle is incorporated into the sign it shares with Lowenherz, the gay bookstore next door. </w:t>
-        <w:br/>
-        <w:t>There are cafes on every block and more than half a dozen traditional Wiener kuchen, all with outdoor seating. The most inviting of these is Wiener Beisl, at 24 Berggasse. Its menu features traditional Austrian specialties along with reasonably priced vegetarian dishes.</w:t>
-        <w:br/>
-        <w:t xml:space="preserve">At the foot of Berggasse, along the canal, is a bike trail that runs all the way to Germany. Sitting on a bench, Basha and I enviously watch the cyclists who whiz by on one of the 1,500 free "Vienna bikes" supplied by the city. </w:t>
-        <w:br/>
-        <w:t>Overlooking the slow waters of the canal, a bar called Summer Stage has concerts and art exhibits in its glass pavilion. Six sculptures rotate on motorized pedestals in the sculpture garden. Nearby is a sandy volleyball court next to a trampoline station for children. Parents heft large beers and eat nachos while the kids grow dizzy and faint.</w:t>
-        <w:br/>
-        <w:t xml:space="preserve">There's no knowing what Freud and Herzl would make of their old street; no knowing what Freud would mutter to himself as he passed Die Philosophie im Boudoir, an erotica shop with a mural over its front door depicting a half-dressed peasant girl sneaking coquettishly into bed; no knowing if Herzl would stop in at the Persian rug shop at 14 Berggasse and shake his head over the current situation in the Middle East with its proprietor, Dr. Mohammi. But there's probably no better street in the world on which to sit in a cafe over a kaffee melange and wonder about such things. </w:t>
-        <w:br/>
-        <w:br/>
-        <w:t>http://www.nytimes.com</w:t>
-        <w:br/>
-        <w:br/>
-        <w:t>Graphic</w:t>
-        <w:br/>
+        <w:t>We survivors are getting older and will not be able to tell our stories much longer. The next generation will have to make sure that no one will doubt the authenticity of the Holocaust. Only then will Anne Frank's words remain meaningful that, in spite of everything, people are still good at heart.</w:t>
         <w:br/>
         <w:t xml:space="preserve"> </w:t>
         <w:br/>
-        <w:t>Photos: Canalside biking trail; Freud's hats, cane and briefcase at 19 Berggasse, where he worked for nearly 40 years.; Army surplus store; Mexican specialties; Charlotte Beer at Mobel Beer, her huge secondhand shop.; Contemporary decor at Massi Design und Handels.; Wiener Beisl, one of several restaurants serving Viennese fare. (Reiner Riedler/Anzenberger for The New York Times) Map (Gorka Sampedro for The New York Times)</w:t>
+        <w:t>ILSE LOEB</w:t>
+        <w:br/>
+        <w:t>Chestnut Ridge, N.Y., April 22, 1987</w:t>
       </w:r>
     </w:p>
     <w:sectPr>

--- a/example_articles/countries/Austria/2.countries_Austria_New_York_Times.docx
+++ b/example_articles/countries/Austria/2.countries_Austria_New_York_Times.docx
@@ -7,9 +7,7 @@
         <w:pStyle w:val="Heading1"/>
       </w:pPr>
       <w:r>
-        <w:t>WORLD WAR II FATE OF JEWS STILL SHAMES FRANCE;</w:t>
-        <w:br/>
-        <w:t>Anne Frank's Words</w:t>
+        <w:t>ONE STREET AT A TIME; Vienna's Berggasse</w:t>
       </w:r>
     </w:p>
     <w:p>
@@ -19,17 +17,17 @@
     </w:p>
     <w:p>
       <w:r>
-        <w:t>Date: 1987-05-08</w:t>
+        <w:t>Date: 2002-11-17</w:t>
       </w:r>
     </w:p>
     <w:p>
       <w:r>
-        <w:t>Section: Section A; Page 30, Column 6; Editorial Desk; Letter</w:t>
+        <w:t>Section: Section 6; Part 2; Column 1; Sophisticated Traveler Magazine; Pg. 12</w:t>
       </w:r>
     </w:p>
     <w:p>
       <w:r>
-        <w:t>Source file: NYT/26.DOCX</w:t>
+        <w:t>Source file: NYT/35.DOCX</w:t>
       </w:r>
     </w:p>
     <w:p>
@@ -51,23 +49,70 @@
     </w:p>
     <w:p>
       <w:r>
-        <w:t>To The Editor:</w:t>
+        <w:t>On a slope between Vienna's car-clogged W* hringerstrasse and the green ribbon of its Danube Canal are several city blocks filled with the six-story Biedermeier buildings one sees everywhere here. There are one or two exquisite Baroque-style buildings and a few monstrosities from the Bauhaus era, but otherwise Berggasse seems like just another anonymous working-class street in a European capital.</w:t>
         <w:br/>
-        <w:t>Perhaps its s not surprising to some that Austria's neo-Nazis stubbornly persist in attempts at rewriting the horrors of history during the Hitler regime by labeling the diary of Anne Frank a hoax (news story, April 21) and denying the Holocaust altogether.</w:t>
+        <w:t xml:space="preserve">     Berggasse might escape the attentions of all but its own residents, in fact, had it not been the locus operandi for two of the 20th century's most significant social movements. </w:t>
         <w:br/>
-        <w:t>Why is there even a shadow of a doubt that these recent atrocities happened? Like Anne Frank, I also was hidden in Amsterdam, only a few blocks from the place where she wrote about her ordeals.</w:t>
+        <w:t xml:space="preserve"> Sigmund Freud spent nearly his entire working life at 19 Berggasse. From 1891 until 1938, he developed his theory of psychoanalysis here, famously writing his books and treating his patients in comfortable rooms on the building's second floor.</w:t>
         <w:br/>
-        <w:t>My experiences were similar to hers, with one exception: I was not caught.</w:t>
+        <w:t>Less well known is the fact that, among Freud's neighbors, living at 6 Berggasse from around 1896 to 1898, was Theodor Herzl, the founder of modern Zionism. Literary editor and Paris correspondent of the Neue Freie Presse, Europe's leading liberal newspaper at the time, Herzl published his tract "The Jewish State" in 1896 and lived on Berggasse, like Freud, as a celebrated giant and a derided crank.</w:t>
         <w:br/>
-        <w:t>Is it not enough for us survivors to testify about the truth? If there is anyone who doubts us, let them ask any of the Dutch non-Jews who risked their lives to save me and others. My question to these neo-Nazis is this: Where did my parents and the rest of my family - members of the working class in Vienna - suddenly disappear to in 1941, never to be seen again, and where had they gone if not to be exterminated?</w:t>
+        <w:t>(The two never met, although Freud dreamed of Herzl; and although Herzl ignored the copy of "The Interpretation of Dreams" Freud sent him, hoping for a review, Freud did psychoanalyze Herzl's son, Hans, years later, diagnosing the suicidal youth as suffering, not surprisingly, from a profound Oedipal conflict.)</w:t>
         <w:br/>
-        <w:t>We survivors are getting older and will not be able to tell our stories much longer. The next generation will have to make sure that no one will doubt the authenticity of the Holocaust. Only then will Anne Frank's words remain meaningful that, in spite of everything, people are still good at heart.</w:t>
+        <w:t>Nothing commemorates the time Herzl spent on Berggasse, no plaque adorns the facade of No. 6. Indeed, one might search Vienna in vain looking for any public mention of his name. Zionists with a sense of history will have to settle for a slice of pizza at the Pizzeria Valentino or a drink at the Italian cocktail bar on No. 6's ground floor.</w:t>
+        <w:br/>
+        <w:t>In contrast, the Freud Museum seems to form the cultural and economic epicenter of present-day Berggasse. Entering the building's Hapsburg-yellow foyer with its frosted, stenciled windows and its sinuous, black, vinelike stair railings, I'm overtaken by an overwhelming sense of dominating presence, a palpable spirit of place, and before I can shrug it off as deriving from my own imagination, my wife, Basha, says to me, "Did you feel that?"</w:t>
+        <w:br/>
+        <w:t>We climb the stairs and ring the bell, as Dora and the Rat Man once did, and are soon in the rooms where Freud spent nearly 40 years, before he and his family were driven from their country by the Nazi SS and local collaborators.</w:t>
+        <w:br/>
+        <w:t xml:space="preserve">Freud took the apartment's furnishings to London when he fled, and they remained there until 1968, when, on a trip to the United States, Josef Klaus, the Austrian chancellor, was embarrassed by questions about Vienna's conspicuous lack of Freudian commemoration. </w:t>
+        <w:br/>
+        <w:t>Responding to the Austrian government's request, Freud's daughter Anna returned the furniture from her father's waiting room, along with 79 pieces of his extensive collection of antiquities. (The rest, kept in London, are now on exhibit in the Freud Museum there.) The waiting room, restored in the mid-1990's, is where Freud and the members of his Vienna Psychoanalytic Society held their Wednesday evening meetings, the men seated on its plush, burgundy-upholstered sofa and chairs.</w:t>
+        <w:br/>
+        <w:t>Although Berggasse had been, at the turn of the century, a step up for Jews like Herzl and Freud, who moved there from the ethnic slums of the Leopoldstadt, behind the Prater on the far side of the canal, the street grew decidedly working-class in the wake of Vienna's post-World War II occupation.</w:t>
+        <w:br/>
+        <w:t>Ten years ago, when Massi Baumgartner moved his playfully contemporary furniture shop, Massi Design und Handels, into 30 Berggasse, the building was a -- unable to remember the English, Massi sends his ponytailed assistant bouncing back into the showroom for a German-English dictionary; after consulting it, she returns to the sidewalk where we're standing to utter the words he needs -- "coal shop." Now Massi's streamlined designs fill the light and airy showroom: shelves of elegant glass bowls and vases, desk lamps resembling Picasso's sketches of Don Quixote, a wall of light bulbs with wings.</w:t>
+        <w:br/>
+        <w:t>The street is gentrifying, Massi tells us, nodding to an exquisitely white Baroque-style building near the Freud house. The restored ground floor, which was once an auto-parts factory, will soon display custom-made English furniture. Although the coal shop and other businesses have been forced from the street, elbowed out by more fashionable replacements, like an ergonomic furniture store, a few holdouts from the postwar years remain. Next to Massi's is a dingy shoemaker's shop, and across the street is a uniform shop for firemen.</w:t>
+        <w:br/>
+        <w:t>Near the top of the hill, at 3 Berggasse, is an army surplus store called Gelegenheitsschwemme. Every shelf and bin in its closetlike rooms is bursting with military merchandise, both new and antique, mostly from the Austrian Army, although there are many items from the United States, Russian and German armies, as well as Dutch trousers, Belgian shoes and Italian jackets.</w:t>
+        <w:br/>
+        <w:t>Kurt Hellmann inherited the store from his parents, who opened the shop in 1955 when the British, American, French and Russian occupying forces left Austria. In the wake of the Allies' withdrawal, Kurt's father came into possession of thousands of pairs of boots that he had to raffle off, so great was the demand for decent footwear in the ravaged Vienna of that time, and that is how the store was born.</w:t>
+        <w:br/>
+        <w:t>"And where do you get your merchandise these days?" I ask.</w:t>
+        <w:br/>
+        <w:t>"We have to have some secrets," Kurt tells me.</w:t>
+        <w:br/>
+        <w:t>Perhaps most emblematic of this era in the street's history is Mobel Beer, at 32 Berggasse (Freud's famous patient Dora is said to have onced lived here). A block from the canal, at the corner of Hahngasse, Mobel Beer is an enormous secondhand shop run by Charlotte Beer.</w:t>
+        <w:br/>
+        <w:t>Signs in the windows proclaim the bargains within: "Alle Mobel um 50% billiger!!!" and "Alles zum halben Preis."</w:t>
+        <w:br/>
+        <w:t>Plastic laundry bins of used clothing and tablecloths line its front walk. A canister of canes shares space with a tray of clocks and one of silverware and one of tools. Basha finds a pair of lace tablecloths, one hand-embroidered, both elegant, and pays around $2 for each of them.</w:t>
+        <w:br/>
+        <w:t>The interior is dark and dusty for an Austrian shop, which is to say hardly dark and dusty at all, but darker and less dusty than the newer shops down the road.</w:t>
+        <w:br/>
+        <w:t>For $100, you can buy a pair of big, sturdy armoires. "The only problem would be shipping them," Basha says, as we reluctantly leave without having made a sizable purchase.</w:t>
+        <w:br/>
+        <w:t xml:space="preserve">The restaurants on Berggasse seem to reflect its changing face as well. There's a Cafe Freud, of course, next to the Freud Museum, and two sushi restaurants peek out from a couple of side streets. There are places for Chinese food and fish and a Mexican restaurant serving, according to its sign, "Acapulco Mexikanische Spezialit* tan." There's a gay coffeehouse called Berg at 8 Berggasse that turns into a gay bar at night. A discreet pink triangle is incorporated into the sign it shares with Lowenherz, the gay bookstore next door. </w:t>
+        <w:br/>
+        <w:t>There are cafes on every block and more than half a dozen traditional Wiener kuchen, all with outdoor seating. The most inviting of these is Wiener Beisl, at 24 Berggasse. Its menu features traditional Austrian specialties along with reasonably priced vegetarian dishes.</w:t>
+        <w:br/>
+        <w:t xml:space="preserve">At the foot of Berggasse, along the canal, is a bike trail that runs all the way to Germany. Sitting on a bench, Basha and I enviously watch the cyclists who whiz by on one of the 1,500 free "Vienna bikes" supplied by the city. </w:t>
+        <w:br/>
+        <w:t>Overlooking the slow waters of the canal, a bar called Summer Stage has concerts and art exhibits in its glass pavilion. Six sculptures rotate on motorized pedestals in the sculpture garden. Nearby is a sandy volleyball court next to a trampoline station for children. Parents heft large beers and eat nachos while the kids grow dizzy and faint.</w:t>
+        <w:br/>
+        <w:t xml:space="preserve">There's no knowing what Freud and Herzl would make of their old street; no knowing what Freud would mutter to himself as he passed Die Philosophie im Boudoir, an erotica shop with a mural over its front door depicting a half-dressed peasant girl sneaking coquettishly into bed; no knowing if Herzl would stop in at the Persian rug shop at 14 Berggasse and shake his head over the current situation in the Middle East with its proprietor, Dr. Mohammi. But there's probably no better street in the world on which to sit in a cafe over a kaffee melange and wonder about such things. </w:t>
+        <w:br/>
+        <w:br/>
+        <w:t>http://www.nytimes.com</w:t>
+        <w:br/>
+        <w:br/>
+        <w:t>Graphic</w:t>
+        <w:br/>
         <w:br/>
         <w:t xml:space="preserve"> </w:t>
         <w:br/>
-        <w:t>ILSE LOEB</w:t>
-        <w:br/>
-        <w:t>Chestnut Ridge, N.Y., April 22, 1987</w:t>
+        <w:t>Photos: Canalside biking trail; Freud's hats, cane and briefcase at 19 Berggasse, where he worked for nearly 40 years.; Army surplus store; Mexican specialties; Charlotte Beer at Mobel Beer, her huge secondhand shop.; Contemporary decor at Massi Design und Handels.; Wiener Beisl, one of several restaurants serving Viennese fare. (Reiner Riedler/Anzenberger for The New York Times) Map (Gorka Sampedro for The New York Times)</w:t>
       </w:r>
     </w:p>
     <w:sectPr>
